--- a/John Kimaiyo Resume.docx
+++ b/John Kimaiyo Resume.docx
@@ -239,9 +239,323 @@
           <w:sz w:val="32"/>
           <w:szCs w:val="32"/>
         </w:rPr>
+        <w:t xml:space="preserve">Receivable </w:t>
+      </w:r>
+      <w:r>
+        <w:rPr>
+          <w:spacing w:val="-2"/>
+          <w:sz w:val="32"/>
+          <w:szCs w:val="32"/>
+        </w:rPr>
         <w:t>Reports Prepared</w:t>
       </w:r>
     </w:p>
+    <w:tbl>
+      <w:tblPr>
+        <w:tblStyle w:val="TableGrid"/>
+        <w:tblW w:w="0" w:type="auto"/>
+        <w:tblInd w:w="360" w:type="dxa"/>
+        <w:tblLook w:val="04A0" w:firstRow="1" w:lastRow="0" w:firstColumn="1" w:lastColumn="0" w:noHBand="0" w:noVBand="1"/>
+      </w:tblPr>
+      <w:tblGrid>
+        <w:gridCol w:w="3188"/>
+        <w:gridCol w:w="3186"/>
+        <w:gridCol w:w="3202"/>
+      </w:tblGrid>
+      <w:tr>
+        <w:tc>
+          <w:tcPr>
+            <w:tcW w:w="3312" w:type="dxa"/>
+          </w:tcPr>
+          <w:p>
+            <w:pPr>
+              <w:pStyle w:val="Heading1"/>
+              <w:ind w:left="0"/>
+              <w:rPr>
+                <w:b w:val="0"/>
+                <w:bCs w:val="0"/>
+                <w:sz w:val="20"/>
+                <w:szCs w:val="20"/>
+                <w:u w:val="none"/>
+              </w:rPr>
+            </w:pPr>
+            <w:r>
+              <w:rPr>
+                <w:b w:val="0"/>
+                <w:bCs w:val="0"/>
+                <w:sz w:val="20"/>
+                <w:szCs w:val="20"/>
+                <w:u w:val="none"/>
+              </w:rPr>
+              <w:t>Name of Report</w:t>
+            </w:r>
+          </w:p>
+          <w:p>
+            <w:pPr>
+              <w:pStyle w:val="Heading1"/>
+              <w:ind w:left="0"/>
+              <w:rPr>
+                <w:b w:val="0"/>
+                <w:bCs w:val="0"/>
+                <w:sz w:val="20"/>
+                <w:szCs w:val="20"/>
+                <w:u w:val="none"/>
+              </w:rPr>
+            </w:pPr>
+          </w:p>
+        </w:tc>
+        <w:tc>
+          <w:tcPr>
+            <w:tcW w:w="3312" w:type="dxa"/>
+          </w:tcPr>
+          <w:p>
+            <w:pPr>
+              <w:pStyle w:val="Heading1"/>
+              <w:ind w:left="0"/>
+              <w:rPr>
+                <w:b w:val="0"/>
+                <w:bCs w:val="0"/>
+                <w:sz w:val="20"/>
+                <w:szCs w:val="20"/>
+                <w:u w:val="none"/>
+              </w:rPr>
+            </w:pPr>
+            <w:r>
+              <w:rPr>
+                <w:b w:val="0"/>
+                <w:bCs w:val="0"/>
+                <w:sz w:val="20"/>
+                <w:szCs w:val="20"/>
+                <w:u w:val="none"/>
+              </w:rPr>
+              <w:t>Video Demo</w:t>
+            </w:r>
+          </w:p>
+        </w:tc>
+        <w:tc>
+          <w:tcPr>
+            <w:tcW w:w="3312" w:type="dxa"/>
+          </w:tcPr>
+          <w:p>
+            <w:pPr>
+              <w:pStyle w:val="Heading1"/>
+              <w:ind w:left="0"/>
+              <w:rPr>
+                <w:b w:val="0"/>
+                <w:bCs w:val="0"/>
+                <w:sz w:val="20"/>
+                <w:szCs w:val="20"/>
+                <w:u w:val="none"/>
+              </w:rPr>
+            </w:pPr>
+            <w:r>
+              <w:rPr>
+                <w:b w:val="0"/>
+                <w:bCs w:val="0"/>
+                <w:sz w:val="20"/>
+                <w:szCs w:val="20"/>
+                <w:u w:val="none"/>
+              </w:rPr>
+              <w:t>Download Excel File</w:t>
+            </w:r>
+          </w:p>
+        </w:tc>
+      </w:tr>
+      <w:tr>
+        <w:tc>
+          <w:tcPr>
+            <w:tcW w:w="3312" w:type="dxa"/>
+          </w:tcPr>
+          <w:p>
+            <w:pPr>
+              <w:pStyle w:val="Heading1"/>
+              <w:ind w:left="0"/>
+              <w:rPr>
+                <w:sz w:val="20"/>
+                <w:szCs w:val="20"/>
+                <w:u w:val="none"/>
+              </w:rPr>
+            </w:pPr>
+          </w:p>
+        </w:tc>
+        <w:tc>
+          <w:tcPr>
+            <w:tcW w:w="3312" w:type="dxa"/>
+          </w:tcPr>
+          <w:p>
+            <w:pPr>
+              <w:pStyle w:val="Heading1"/>
+              <w:ind w:left="0"/>
+              <w:rPr>
+                <w:sz w:val="20"/>
+                <w:szCs w:val="20"/>
+                <w:u w:val="none"/>
+              </w:rPr>
+            </w:pPr>
+          </w:p>
+        </w:tc>
+        <w:tc>
+          <w:tcPr>
+            <w:tcW w:w="3312" w:type="dxa"/>
+          </w:tcPr>
+          <w:p>
+            <w:pPr>
+              <w:pStyle w:val="Heading1"/>
+              <w:ind w:left="0"/>
+              <w:rPr>
+                <w:sz w:val="20"/>
+                <w:szCs w:val="20"/>
+                <w:u w:val="none"/>
+              </w:rPr>
+            </w:pPr>
+          </w:p>
+        </w:tc>
+      </w:tr>
+      <w:tr>
+        <w:tc>
+          <w:tcPr>
+            <w:tcW w:w="3312" w:type="dxa"/>
+          </w:tcPr>
+          <w:p>
+            <w:pPr>
+              <w:pStyle w:val="Heading1"/>
+              <w:ind w:left="0"/>
+              <w:rPr>
+                <w:sz w:val="20"/>
+                <w:szCs w:val="20"/>
+                <w:u w:val="none"/>
+              </w:rPr>
+            </w:pPr>
+          </w:p>
+        </w:tc>
+        <w:tc>
+          <w:tcPr>
+            <w:tcW w:w="3312" w:type="dxa"/>
+          </w:tcPr>
+          <w:p>
+            <w:pPr>
+              <w:pStyle w:val="Heading1"/>
+              <w:ind w:left="0"/>
+              <w:rPr>
+                <w:sz w:val="20"/>
+                <w:szCs w:val="20"/>
+                <w:u w:val="none"/>
+              </w:rPr>
+            </w:pPr>
+          </w:p>
+        </w:tc>
+        <w:tc>
+          <w:tcPr>
+            <w:tcW w:w="3312" w:type="dxa"/>
+          </w:tcPr>
+          <w:p>
+            <w:pPr>
+              <w:pStyle w:val="Heading1"/>
+              <w:ind w:left="0"/>
+              <w:rPr>
+                <w:sz w:val="20"/>
+                <w:szCs w:val="20"/>
+                <w:u w:val="none"/>
+              </w:rPr>
+            </w:pPr>
+          </w:p>
+        </w:tc>
+      </w:tr>
+      <w:tr>
+        <w:tc>
+          <w:tcPr>
+            <w:tcW w:w="3312" w:type="dxa"/>
+          </w:tcPr>
+          <w:p>
+            <w:pPr>
+              <w:pStyle w:val="Heading1"/>
+              <w:ind w:left="0"/>
+              <w:rPr>
+                <w:sz w:val="20"/>
+                <w:szCs w:val="20"/>
+                <w:u w:val="none"/>
+              </w:rPr>
+            </w:pPr>
+          </w:p>
+        </w:tc>
+        <w:tc>
+          <w:tcPr>
+            <w:tcW w:w="3312" w:type="dxa"/>
+          </w:tcPr>
+          <w:p>
+            <w:pPr>
+              <w:pStyle w:val="Heading1"/>
+              <w:ind w:left="0"/>
+              <w:rPr>
+                <w:sz w:val="20"/>
+                <w:szCs w:val="20"/>
+                <w:u w:val="none"/>
+              </w:rPr>
+            </w:pPr>
+          </w:p>
+        </w:tc>
+        <w:tc>
+          <w:tcPr>
+            <w:tcW w:w="3312" w:type="dxa"/>
+          </w:tcPr>
+          <w:p>
+            <w:pPr>
+              <w:pStyle w:val="Heading1"/>
+              <w:ind w:left="0"/>
+              <w:rPr>
+                <w:sz w:val="20"/>
+                <w:szCs w:val="20"/>
+                <w:u w:val="none"/>
+              </w:rPr>
+            </w:pPr>
+          </w:p>
+        </w:tc>
+      </w:tr>
+      <w:tr>
+        <w:tc>
+          <w:tcPr>
+            <w:tcW w:w="3312" w:type="dxa"/>
+          </w:tcPr>
+          <w:p>
+            <w:pPr>
+              <w:pStyle w:val="Heading1"/>
+              <w:ind w:left="0"/>
+              <w:rPr>
+                <w:u w:val="none"/>
+              </w:rPr>
+            </w:pPr>
+          </w:p>
+        </w:tc>
+        <w:tc>
+          <w:tcPr>
+            <w:tcW w:w="3312" w:type="dxa"/>
+          </w:tcPr>
+          <w:p>
+            <w:pPr>
+              <w:pStyle w:val="Heading1"/>
+              <w:ind w:left="0"/>
+              <w:rPr>
+                <w:u w:val="none"/>
+              </w:rPr>
+            </w:pPr>
+          </w:p>
+        </w:tc>
+        <w:tc>
+          <w:tcPr>
+            <w:tcW w:w="3312" w:type="dxa"/>
+          </w:tcPr>
+          <w:p>
+            <w:pPr>
+              <w:pStyle w:val="Heading1"/>
+              <w:ind w:left="0"/>
+              <w:rPr>
+                <w:u w:val="none"/>
+              </w:rPr>
+            </w:pPr>
+          </w:p>
+        </w:tc>
+      </w:tr>
+    </w:tbl>
     <w:p>
       <w:pPr>
         <w:pStyle w:val="Heading1"/>
@@ -635,7 +949,7 @@
           </mc:Choice>
           <mc:Fallback>
             <w:pict>
-              <v:group w14:anchorId="104120BE" id="Group 8" o:spid="_x0000_s1026" style="position:absolute;margin-left:74.5pt;margin-top:21.4pt;width:463pt;height:1.5pt;z-index:-251654656;mso-wrap-distance-left:0;mso-wrap-distance-right:0;mso-position-horizontal-relative:page" coordsize="58801,190" o:gfxdata="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">
+              <v:group w14:anchorId="64878C98" id="Group 8" o:spid="_x0000_s1026" style="position:absolute;margin-left:74.5pt;margin-top:21.4pt;width:463pt;height:1.5pt;z-index:-251654656;mso-wrap-distance-left:0;mso-wrap-distance-right:0;mso-position-horizontal-relative:page" coordsize="58801,190" o:gfxdata="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">
                 <v:shape id="Graphic 9" o:spid="_x0000_s1027" style="position:absolute;width:58781;height:184;visibility:visible;mso-wrap-style:square;v-text-anchor:top" coordsize="5878195,18415" o:gfxdata="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" path="m5878195,l,,,18415r5878195,l5878195,xe" fillcolor="#9f9f9f" stroked="f">
                   <v:path arrowok="t"/>
                 </v:shape>
@@ -1548,6 +1862,7 @@
           <w:bCs/>
           <w:sz w:val="20"/>
         </w:rPr>
+        <w:lastRenderedPageBreak/>
         <w:t>Assisted in external reporting</w:t>
       </w:r>
       <w:r>
@@ -1634,7 +1949,6 @@
           <w:bCs/>
           <w:sz w:val="20"/>
         </w:rPr>
-        <w:lastRenderedPageBreak/>
         <w:t>Optimized systems</w:t>
       </w:r>
       <w:r>
@@ -2648,6 +2962,7 @@
           <w:sz w:val="20"/>
           <w:szCs w:val="20"/>
         </w:rPr>
+        <w:lastRenderedPageBreak/>
         <w:pict w14:anchorId="4312B586">
           <v:rect id="_x0000_i1025" style="width:0;height:1.5pt" o:hralign="center" o:hrstd="t" o:hr="t" fillcolor="#a0a0a0" stroked="f"/>
         </w:pict>
@@ -2699,7 +3014,6 @@
           <w:sz w:val="20"/>
           <w:szCs w:val="20"/>
         </w:rPr>
-        <w:lastRenderedPageBreak/>
         <w:t>Analyzed</w:t>
       </w:r>
       <w:r>
@@ -4125,7 +4439,7 @@
           </mc:Choice>
           <mc:Fallback>
             <w:pict>
-              <v:group w14:anchorId="6CE0E6F6" id="Group 15" o:spid="_x0000_s1026" style="position:absolute;margin-left:1in;margin-top:33.75pt;width:468.1pt;height:1.55pt;z-index:251660800;mso-wrap-distance-left:0;mso-wrap-distance-right:0;mso-position-horizontal-relative:page" coordsize="59448,196" o:gfxdata="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">
+              <v:group w14:anchorId="36554B50" id="Group 15" o:spid="_x0000_s1026" style="position:absolute;margin-left:1in;margin-top:33.75pt;width:468.1pt;height:1.55pt;z-index:251660800;mso-wrap-distance-left:0;mso-wrap-distance-right:0;mso-position-horizontal-relative:page" coordsize="59448,196" o:gfxdata="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">
                 <v:shape id="Graphic 16" o:spid="_x0000_s1027" style="position:absolute;width:59436;height:184;visibility:visible;mso-wrap-style:square;v-text-anchor:top" coordsize="5943600,18415" o:gfxdata="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" path="m5943600,l,,,18415r5943600,l5943600,xe" fillcolor="#9f9f9f" stroked="f">
                   <v:path arrowok="t"/>
                 </v:shape>
@@ -5454,7 +5768,7 @@
           </mc:Choice>
           <mc:Fallback>
             <w:pict>
-              <v:group w14:anchorId="09F72D73" id="Group 22" o:spid="_x0000_s1026" style="position:absolute;margin-left:1in;margin-top:44.45pt;width:468.1pt;height:1.55pt;z-index:251653632;mso-wrap-distance-left:0;mso-wrap-distance-right:0;mso-position-horizontal-relative:page" coordsize="59448,196" o:gfxdata="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">
+              <v:group w14:anchorId="33191FF3" id="Group 22" o:spid="_x0000_s1026" style="position:absolute;margin-left:1in;margin-top:44.45pt;width:468.1pt;height:1.55pt;z-index:251653632;mso-wrap-distance-left:0;mso-wrap-distance-right:0;mso-position-horizontal-relative:page" coordsize="59448,196" o:gfxdata="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">
                 <v:shape id="Graphic 23" o:spid="_x0000_s1027" style="position:absolute;width:59436;height:184;visibility:visible;mso-wrap-style:square;v-text-anchor:top" coordsize="5943600,18415" o:gfxdata="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" path="m5943600,l,,,18415r5943600,l5943600,xe" fillcolor="#9f9f9f" stroked="f">
                   <v:path arrowok="t"/>
                 </v:shape>
@@ -11764,7 +12078,6 @@
   <w:style w:type="character" w:default="1" w:styleId="DefaultParagraphFont">
     <w:name w:val="Default Paragraph Font"/>
     <w:uiPriority w:val="1"/>
-    <w:semiHidden/>
     <w:unhideWhenUsed/>
   </w:style>
   <w:style w:type="table" w:default="1" w:styleId="TableNormal">
